--- a/CRM_IEEE_Paper.docx
+++ b/CRM_IEEE_Paper.docx
@@ -77,7 +77,7 @@
           <w:b/>
           <w:sz w:val="18"/>
         </w:rPr>
-        <w:t>We build a reproducible pipeline that estimates the probability that a CRM sales opportunity is Won or Lost and reports the input factors behind each score. We compare Logistic Regression (LR), Random Forest (RF), a multilayer perceptron (MLP) and TabNet against a prior-only control on the Maven CRM Sales Opportunities data, using a time-ordered split that excludes deals whose outcome was not yet known. LR is selected on validation ROC-AUC and reaches a test ROC-AUC of only 0.524, close to chance; no model beats the control in any practical sense. A deliberately invalid control that uses close value reaches AUC 1.0, showing how leakage produces misleading scores. Our contribution is an auditable, explainable evaluation workflow and an honest negative finding, not a new algorithm. A controlled synthetic experiment with known win probabilities shows TabNet outperforming Random Forest only when outcomes depend smoothly on continuous deal signals.</w:t>
+        <w:t>We build a reproducible pipeline that estimates the probability that a CRM sales opportunity is Won or Lost and reports the input factors behind each score. We compare Logistic Regression (LR), Random Forest (RF), a multilayer perceptron (MLP) and TabNet against a prior-only control on the Maven CRM Sales Opportunities data, using a time-ordered split that excludes deals whose outcome was not yet known. LR is selected on validation ROC-AUC and reaches a test ROC-AUC of only 0.524, close to chance; no model beats the control in any practical sense. A deliberately invalid control that uses close value reaches AUC 1.0, showing how leakage produces misleading scores. Our contribution is an auditable, explainable evaluation workflow and an honest negative finding, not a new algorithm; each safeguard is measured. A naive random split raises test AUC by at most 0.036 without changing the conclusion, and resetting each deal’s top three explanation factors moves its score 3.1 times more than resetting three random ones. A controlled synthetic experiment with known win probabilities shows TabNet outperforming Random Forest only when outcomes depend smoothly on continuous deal signals.</w:t>
       </w:r>
     </w:p>
     <w:p>
@@ -141,7 +141,7 @@
           <w:b w:val="0"/>
           <w:i w:val="0"/>
         </w:rPr>
-        <w:t>Prior work frames win propensity as part of pipeline management [2] and describes end-to-end B2B prediction workflows [3]. TabNet [4] applies sequential attention to tabular data, and we test whether it helps here. We do not claim a new algorithm: our contribution is the combination of an availability-aware split, an explicit leakage control, probability calibration, local explanations and missing-input warnings, together with a candid report of weak results.</w:t>
+        <w:t>Prior work frames win propensity as part of pipeline management [2] and describes end-to-end B2B prediction workflows [3]. TabNet [4] applies sequential attention to tabular data, and we test whether it helps here. We do not claim a new algorithm: our contribution is an audited, explainable workflow in which each safeguard is backed by evidence: an explicit leakage control, an availability-aware split compared against naive alternatives, calibrated probabilities with local explanations tested for faithfulness, missing-input warnings, and a known-truth synthetic benchmark that separates weak data from a broken pipeline. We also report the weak results candidly.</w:t>
       </w:r>
     </w:p>
     <w:p>
@@ -273,7 +273,7 @@
           <w:b w:val="0"/>
           <w:i w:val="0"/>
         </w:rPr>
-        <w:t>The Dummy control outputs the training win rate. LR uses L2 regularization (C = 1). RF uses 300 trees with minimum leaf size 5. The MLP has two ReLU layers (64, 32) trained with Adam (learning rate 0.001) and early stopping on validation AUC (best epoch 38). TabNet uses n_d = n_a = 8, three decision steps, learning rate 0.02 and batch size 256 (best epoch 12), via the pytorch-tabnet package. All models use seed 42, run on CPU, and use modest fixed budgets rather than an exhaustive search.</w:t>
+        <w:t>The Dummy control outputs the training win rate. LR uses L2 regularization (C = 1). RF uses 300 trees with minimum leaf size 5. The MLP has two ReLU layers (64, 32) trained with Adam (learning rate 0.001) and early stopping on validation AUC (best epoch 38). TabNet uses n_d = n_a = 8, three decision steps, learning rate 0.02 and batch size 256 (best epoch 30), via the pytorch-tabnet package. All models use seed 42, run on CPU, and use modest fixed budgets rather than an exhaustive search.</w:t>
       </w:r>
     </w:p>
     <w:p>
@@ -300,7 +300,7 @@
           <w:b w:val="0"/>
           <w:i w:val="0"/>
         </w:rPr>
-        <w:t>Table I lists test results at each model’s validation-selected threshold. Validation AUCs were LR 0.563, TabNet 0.559, RF 0.538, MLP 0.529, so LR was selected before test data were examined.</w:t>
+        <w:t>Table I lists test results at each model’s validation-selected threshold. Validation AUCs were LR 0.563, RF 0.540, MLP 0.529, TabNet 0.515, so LR was selected before test data were examined.</w:t>
       </w:r>
     </w:p>
     <w:p>
@@ -760,7 +760,7 @@
                 <w:b w:val="0"/>
                 <w:sz w:val="15"/>
               </w:rPr>
-              <w:t>0.590</w:t>
+              <w:t>0.592</w:t>
             </w:r>
           </w:p>
         </w:tc>
@@ -796,7 +796,7 @@
                 <w:b w:val="0"/>
                 <w:sz w:val="15"/>
               </w:rPr>
-              <w:t>0.966</w:t>
+              <w:t>0.978</w:t>
             </w:r>
           </w:p>
         </w:tc>
@@ -814,7 +814,7 @@
                 <w:b w:val="0"/>
                 <w:sz w:val="15"/>
               </w:rPr>
-              <w:t>0.739</w:t>
+              <w:t>0.742</w:t>
             </w:r>
           </w:p>
         </w:tc>
@@ -832,7 +832,7 @@
                 <w:b w:val="0"/>
                 <w:sz w:val="15"/>
               </w:rPr>
-              <w:t>0.519</w:t>
+              <w:t>0.518</w:t>
             </w:r>
           </w:p>
         </w:tc>
@@ -1016,7 +1016,7 @@
                 <w:b w:val="0"/>
                 <w:sz w:val="15"/>
               </w:rPr>
-              <w:t>0.563</w:t>
+              <w:t>0.536</w:t>
             </w:r>
           </w:p>
         </w:tc>
@@ -1034,7 +1034,7 @@
                 <w:b w:val="0"/>
                 <w:sz w:val="15"/>
               </w:rPr>
-              <w:t>0.614</w:t>
+              <w:t>0.600</w:t>
             </w:r>
           </w:p>
         </w:tc>
@@ -1052,7 +1052,7 @@
                 <w:b w:val="0"/>
                 <w:sz w:val="15"/>
               </w:rPr>
-              <w:t>0.734</w:t>
+              <w:t>0.678</w:t>
             </w:r>
           </w:p>
         </w:tc>
@@ -1070,7 +1070,7 @@
                 <w:b w:val="0"/>
                 <w:sz w:val="15"/>
               </w:rPr>
-              <w:t>0.669</w:t>
+              <w:t>0.637</w:t>
             </w:r>
           </w:p>
         </w:tc>
@@ -1088,7 +1088,7 @@
                 <w:b w:val="0"/>
                 <w:sz w:val="15"/>
               </w:rPr>
-              <w:t>0.517</w:t>
+              <w:t>0.507</w:t>
             </w:r>
           </w:p>
         </w:tc>
@@ -1106,7 +1106,7 @@
                 <w:b w:val="0"/>
                 <w:sz w:val="15"/>
               </w:rPr>
-              <w:t>0.247</w:t>
+              <w:t>0.249</w:t>
             </w:r>
           </w:p>
         </w:tc>
@@ -1126,7 +1126,7 @@
           <w:b w:val="0"/>
           <w:i w:val="0"/>
         </w:rPr>
-        <w:t>All four classifiers have test ROC-AUC between 0.495 and 0.524, essentially chance. The prior control attains 60.0% accuracy and F1 0.750 simply by predicting Won for every deal, so accuracy and F1 alone are misleading: RF reaches similar numbers (recall 0.966, only 14 of 544 Lost deals identified) by behaving almost like the control. LR’s threshold, tuned for macro-F1 on validation, predicts Won rarely on test (recall 0.166), giving 43.7% accuracy. TabNet has the best balanced accuracy (0.520) and macro-F1 (0.513), but the differences are small and we ran no multi-seed or account-clustered uncertainty analysis, so we claim no significant ranking among models. The traditional-versus-TabNet comparison thus shows no advantage for the more complex architecture.</w:t>
+        <w:t>All four classifiers have test ROC-AUC between 0.495 and 0.524, essentially chance. The prior control attains 60.0% accuracy and F1 0.750 simply by predicting Won for every deal, so accuracy and F1 alone are misleading: RF reaches similar numbers (recall 0.978, only 7 of 544 Lost deals identified) by behaving almost like the control. LR’s threshold, tuned for macro-F1 on validation, predicts Won rarely on test (recall 0.166), giving 43.7% accuracy. TabNet has the highest macro-F1 (0.497) and LR the highest balanced accuracy (0.505), but the differences are small and we ran no multi-seed or account-clustered uncertainty analysis, so we claim no significant ranking among models. The traditional-versus-TabNet comparison thus shows no advantage for the more complex architecture.</w:t>
       </w:r>
     </w:p>
     <w:p>
@@ -1586,7 +1586,7 @@
                 <w:b w:val="0"/>
                 <w:sz w:val="15"/>
               </w:rPr>
-              <w:t>14</w:t>
+              <w:t>7</w:t>
             </w:r>
           </w:p>
         </w:tc>
@@ -1604,7 +1604,7 @@
                 <w:b w:val="0"/>
                 <w:sz w:val="15"/>
               </w:rPr>
-              <w:t>530</w:t>
+              <w:t>537</w:t>
             </w:r>
           </w:p>
         </w:tc>
@@ -1622,7 +1622,7 @@
                 <w:b w:val="0"/>
                 <w:sz w:val="15"/>
               </w:rPr>
-              <w:t>28</w:t>
+              <w:t>18</w:t>
             </w:r>
           </w:p>
         </w:tc>
@@ -1640,7 +1640,7 @@
                 <w:b w:val="0"/>
                 <w:sz w:val="15"/>
               </w:rPr>
-              <w:t>789</w:t>
+              <w:t>799</w:t>
             </w:r>
           </w:p>
         </w:tc>
@@ -1658,7 +1658,7 @@
                 <w:b w:val="0"/>
                 <w:sz w:val="15"/>
               </w:rPr>
-              <w:t>0.538</w:t>
+              <w:t>0.540</w:t>
             </w:r>
           </w:p>
         </w:tc>
@@ -1676,7 +1676,7 @@
                 <w:b w:val="0"/>
                 <w:sz w:val="15"/>
               </w:rPr>
-              <w:t>0.54</w:t>
+              <w:t>0.52</w:t>
             </w:r>
           </w:p>
         </w:tc>
@@ -1842,7 +1842,7 @@
                 <w:b w:val="0"/>
                 <w:sz w:val="15"/>
               </w:rPr>
-              <w:t>166</w:t>
+              <w:t>175</w:t>
             </w:r>
           </w:p>
         </w:tc>
@@ -1860,7 +1860,7 @@
                 <w:b w:val="0"/>
                 <w:sz w:val="15"/>
               </w:rPr>
-              <w:t>378</w:t>
+              <w:t>369</w:t>
             </w:r>
           </w:p>
         </w:tc>
@@ -1878,7 +1878,7 @@
                 <w:b w:val="0"/>
                 <w:sz w:val="15"/>
               </w:rPr>
-              <w:t>217</w:t>
+              <w:t>263</w:t>
             </w:r>
           </w:p>
         </w:tc>
@@ -1896,7 +1896,7 @@
                 <w:b w:val="0"/>
                 <w:sz w:val="15"/>
               </w:rPr>
-              <w:t>600</w:t>
+              <w:t>554</w:t>
             </w:r>
           </w:p>
         </w:tc>
@@ -1914,7 +1914,7 @@
                 <w:b w:val="0"/>
                 <w:sz w:val="15"/>
               </w:rPr>
-              <w:t>0.559</w:t>
+              <w:t>0.515</w:t>
             </w:r>
           </w:p>
         </w:tc>
@@ -1932,7 +1932,7 @@
                 <w:b w:val="0"/>
                 <w:sz w:val="15"/>
               </w:rPr>
-              <w:t>0.61</w:t>
+              <w:t>0.58</w:t>
             </w:r>
           </w:p>
         </w:tc>
@@ -2106,6 +2106,455 @@
     <w:p>
       <w:pPr>
         <w:keepNext/>
+        <w:spacing w:after="20" w:before="40"/>
+      </w:pPr>
+      <w:r>
+        <w:rPr>
+          <w:b w:val="0"/>
+          <w:i/>
+        </w:rPr>
+        <w:t>C. Does the split protocol matter?</w:t>
+      </w:r>
+    </w:p>
+    <w:p>
+      <w:pPr>
+        <w:jc w:val="both"/>
+      </w:pPr>
+      <w:r>
+        <w:rPr>
+          <w:b w:val="0"/>
+          <w:i w:val="0"/>
+        </w:rPr>
+        <w:t>To measure what the availability-aware split contributes, we refit the four learned models under two alternatives (Table III). Chronological without purge keeps the same boundaries and the same 1,361 test deals but also trains on 1,048 deals whose outcome was not yet known at the cutoff. A random stratified 60/20/20 split ignores time and is repeated over five seeds. The random split reports slightly higher AUC (at most +0.036, MLP), and dropping the purge changes AUC by −0.029 to +0.006 on the shared test set; every paired bootstrap 95% interval for that change includes zero. All protocols remain near chance. On these data the split is therefore a safeguard with a small measured effect, not the reason the results are weak, and the outcome field in Section VI-B is a far larger risk. The as-of column reproduces Table I.</w:t>
+      </w:r>
+    </w:p>
+    <w:p>
+      <w:pPr>
+        <w:keepNext/>
+        <w:spacing w:after="40"/>
+        <w:jc w:val="center"/>
+      </w:pPr>
+      <w:r>
+        <w:rPr>
+          <w:b w:val="0"/>
+          <w:i w:val="0"/>
+          <w:sz w:val="16"/>
+        </w:rPr>
+        <w:t>TABLE III. Real-data test ROC-AUC under three split protocols.</w:t>
+      </w:r>
+    </w:p>
+    <w:tbl>
+      <w:tblPr>
+        <w:tblStyle w:val="TableGrid"/>
+        <w:tblW w:type="auto" w:w="0"/>
+        <w:jc w:val="center"/>
+        <w:tblLayout w:type="fixed"/>
+        <w:tblLook w:firstColumn="1" w:firstRow="1" w:lastColumn="0" w:lastRow="0" w:noHBand="0" w:noVBand="1" w:val="04A0"/>
+      </w:tblPr>
+      <w:tblGrid>
+        <w:gridCol w:w="1368"/>
+        <w:gridCol w:w="1050"/>
+        <w:gridCol w:w="1050"/>
+        <w:gridCol w:w="1500"/>
+      </w:tblGrid>
+      <w:tr>
+        <w:tc>
+          <w:tcPr>
+            <w:tcW w:type="dxa" w:w="1368"/>
+            <w:shd w:val="clear" w:fill="E6E6E6"/>
+          </w:tcPr>
+          <w:p>
+            <w:pPr>
+              <w:keepNext/>
+              <w:spacing w:after="0"/>
+              <w:jc w:val="left"/>
+            </w:pPr>
+            <w:r>
+              <w:rPr>
+                <w:b/>
+                <w:sz w:val="15"/>
+              </w:rPr>
+              <w:t>Model</w:t>
+            </w:r>
+          </w:p>
+        </w:tc>
+        <w:tc>
+          <w:tcPr>
+            <w:tcW w:type="dxa" w:w="1050"/>
+            <w:shd w:val="clear" w:fill="E6E6E6"/>
+          </w:tcPr>
+          <w:p>
+            <w:pPr>
+              <w:keepNext/>
+              <w:spacing w:after="0"/>
+              <w:jc w:val="center"/>
+            </w:pPr>
+            <w:r>
+              <w:rPr>
+                <w:b/>
+                <w:sz w:val="15"/>
+              </w:rPr>
+              <w:t>As-of + purge</w:t>
+            </w:r>
+          </w:p>
+        </w:tc>
+        <w:tc>
+          <w:tcPr>
+            <w:tcW w:type="dxa" w:w="1050"/>
+            <w:shd w:val="clear" w:fill="E6E6E6"/>
+          </w:tcPr>
+          <w:p>
+            <w:pPr>
+              <w:keepNext/>
+              <w:spacing w:after="0"/>
+              <w:jc w:val="center"/>
+            </w:pPr>
+            <w:r>
+              <w:rPr>
+                <w:b/>
+                <w:sz w:val="15"/>
+              </w:rPr>
+              <w:t>No purge</w:t>
+            </w:r>
+          </w:p>
+        </w:tc>
+        <w:tc>
+          <w:tcPr>
+            <w:tcW w:type="dxa" w:w="1500"/>
+            <w:shd w:val="clear" w:fill="E6E6E6"/>
+          </w:tcPr>
+          <w:p>
+            <w:pPr>
+              <w:keepNext/>
+              <w:spacing w:after="0"/>
+              <w:jc w:val="center"/>
+            </w:pPr>
+            <w:r>
+              <w:rPr>
+                <w:b/>
+                <w:sz w:val="15"/>
+              </w:rPr>
+              <w:t>Random (5 seeds)</w:t>
+            </w:r>
+          </w:p>
+        </w:tc>
+      </w:tr>
+      <w:tr>
+        <w:tc>
+          <w:tcPr>
+            <w:tcW w:type="dxa" w:w="1368"/>
+          </w:tcPr>
+          <w:p>
+            <w:pPr>
+              <w:keepNext/>
+              <w:spacing w:after="0"/>
+              <w:jc w:val="left"/>
+            </w:pPr>
+            <w:r>
+              <w:rPr>
+                <w:b w:val="0"/>
+                <w:sz w:val="15"/>
+              </w:rPr>
+              <w:t>Logistic Reg.</w:t>
+            </w:r>
+          </w:p>
+        </w:tc>
+        <w:tc>
+          <w:tcPr>
+            <w:tcW w:type="dxa" w:w="1050"/>
+          </w:tcPr>
+          <w:p>
+            <w:pPr>
+              <w:keepNext/>
+              <w:spacing w:after="0"/>
+              <w:jc w:val="center"/>
+            </w:pPr>
+            <w:r>
+              <w:rPr>
+                <w:b w:val="0"/>
+                <w:sz w:val="15"/>
+              </w:rPr>
+              <w:t>0.524</w:t>
+            </w:r>
+          </w:p>
+        </w:tc>
+        <w:tc>
+          <w:tcPr>
+            <w:tcW w:type="dxa" w:w="1050"/>
+          </w:tcPr>
+          <w:p>
+            <w:pPr>
+              <w:keepNext/>
+              <w:spacing w:after="0"/>
+              <w:jc w:val="center"/>
+            </w:pPr>
+            <w:r>
+              <w:rPr>
+                <w:b w:val="0"/>
+                <w:sz w:val="15"/>
+              </w:rPr>
+              <w:t>0.529</w:t>
+            </w:r>
+          </w:p>
+        </w:tc>
+        <w:tc>
+          <w:tcPr>
+            <w:tcW w:type="dxa" w:w="1500"/>
+          </w:tcPr>
+          <w:p>
+            <w:pPr>
+              <w:keepNext/>
+              <w:spacing w:after="0"/>
+              <w:jc w:val="center"/>
+            </w:pPr>
+            <w:r>
+              <w:rPr>
+                <w:b w:val="0"/>
+                <w:sz w:val="15"/>
+              </w:rPr>
+              <w:t>0.546 ± 0.009</w:t>
+            </w:r>
+          </w:p>
+        </w:tc>
+      </w:tr>
+      <w:tr>
+        <w:tc>
+          <w:tcPr>
+            <w:tcW w:type="dxa" w:w="1368"/>
+          </w:tcPr>
+          <w:p>
+            <w:pPr>
+              <w:keepNext/>
+              <w:spacing w:after="0"/>
+              <w:jc w:val="left"/>
+            </w:pPr>
+            <w:r>
+              <w:rPr>
+                <w:b w:val="0"/>
+                <w:sz w:val="15"/>
+              </w:rPr>
+              <w:t>Random Forest</w:t>
+            </w:r>
+          </w:p>
+        </w:tc>
+        <w:tc>
+          <w:tcPr>
+            <w:tcW w:type="dxa" w:w="1050"/>
+          </w:tcPr>
+          <w:p>
+            <w:pPr>
+              <w:keepNext/>
+              <w:spacing w:after="0"/>
+              <w:jc w:val="center"/>
+            </w:pPr>
+            <w:r>
+              <w:rPr>
+                <w:b w:val="0"/>
+                <w:sz w:val="15"/>
+              </w:rPr>
+              <w:t>0.518</w:t>
+            </w:r>
+          </w:p>
+        </w:tc>
+        <w:tc>
+          <w:tcPr>
+            <w:tcW w:type="dxa" w:w="1050"/>
+          </w:tcPr>
+          <w:p>
+            <w:pPr>
+              <w:keepNext/>
+              <w:spacing w:after="0"/>
+              <w:jc w:val="center"/>
+            </w:pPr>
+            <w:r>
+              <w:rPr>
+                <w:b w:val="0"/>
+                <w:sz w:val="15"/>
+              </w:rPr>
+              <w:t>0.505</w:t>
+            </w:r>
+          </w:p>
+        </w:tc>
+        <w:tc>
+          <w:tcPr>
+            <w:tcW w:type="dxa" w:w="1500"/>
+          </w:tcPr>
+          <w:p>
+            <w:pPr>
+              <w:keepNext/>
+              <w:spacing w:after="0"/>
+              <w:jc w:val="center"/>
+            </w:pPr>
+            <w:r>
+              <w:rPr>
+                <w:b w:val="0"/>
+                <w:sz w:val="15"/>
+              </w:rPr>
+              <w:t>0.534 ± 0.010</w:t>
+            </w:r>
+          </w:p>
+        </w:tc>
+      </w:tr>
+      <w:tr>
+        <w:tc>
+          <w:tcPr>
+            <w:tcW w:type="dxa" w:w="1368"/>
+          </w:tcPr>
+          <w:p>
+            <w:pPr>
+              <w:keepNext/>
+              <w:spacing w:after="0"/>
+              <w:jc w:val="left"/>
+            </w:pPr>
+            <w:r>
+              <w:rPr>
+                <w:b w:val="0"/>
+                <w:sz w:val="15"/>
+              </w:rPr>
+              <w:t>MLP</w:t>
+            </w:r>
+          </w:p>
+        </w:tc>
+        <w:tc>
+          <w:tcPr>
+            <w:tcW w:type="dxa" w:w="1050"/>
+          </w:tcPr>
+          <w:p>
+            <w:pPr>
+              <w:keepNext/>
+              <w:spacing w:after="0"/>
+              <w:jc w:val="center"/>
+            </w:pPr>
+            <w:r>
+              <w:rPr>
+                <w:b w:val="0"/>
+                <w:sz w:val="15"/>
+              </w:rPr>
+              <w:t>0.495</w:t>
+            </w:r>
+          </w:p>
+        </w:tc>
+        <w:tc>
+          <w:tcPr>
+            <w:tcW w:type="dxa" w:w="1050"/>
+          </w:tcPr>
+          <w:p>
+            <w:pPr>
+              <w:keepNext/>
+              <w:spacing w:after="0"/>
+              <w:jc w:val="center"/>
+            </w:pPr>
+            <w:r>
+              <w:rPr>
+                <w:b w:val="0"/>
+                <w:sz w:val="15"/>
+              </w:rPr>
+              <w:t>0.475</w:t>
+            </w:r>
+          </w:p>
+        </w:tc>
+        <w:tc>
+          <w:tcPr>
+            <w:tcW w:type="dxa" w:w="1500"/>
+          </w:tcPr>
+          <w:p>
+            <w:pPr>
+              <w:keepNext/>
+              <w:spacing w:after="0"/>
+              <w:jc w:val="center"/>
+            </w:pPr>
+            <w:r>
+              <w:rPr>
+                <w:b w:val="0"/>
+                <w:sz w:val="15"/>
+              </w:rPr>
+              <w:t>0.531 ± 0.009</w:t>
+            </w:r>
+          </w:p>
+        </w:tc>
+      </w:tr>
+      <w:tr>
+        <w:tc>
+          <w:tcPr>
+            <w:tcW w:type="dxa" w:w="1368"/>
+          </w:tcPr>
+          <w:p>
+            <w:pPr>
+              <w:keepNext/>
+              <w:spacing w:after="0"/>
+              <w:jc w:val="left"/>
+            </w:pPr>
+            <w:r>
+              <w:rPr>
+                <w:b w:val="0"/>
+                <w:sz w:val="15"/>
+              </w:rPr>
+              <w:t>TabNet</w:t>
+            </w:r>
+          </w:p>
+        </w:tc>
+        <w:tc>
+          <w:tcPr>
+            <w:tcW w:type="dxa" w:w="1050"/>
+          </w:tcPr>
+          <w:p>
+            <w:pPr>
+              <w:keepNext/>
+              <w:spacing w:after="0"/>
+              <w:jc w:val="center"/>
+            </w:pPr>
+            <w:r>
+              <w:rPr>
+                <w:b w:val="0"/>
+                <w:sz w:val="15"/>
+              </w:rPr>
+              <w:t>0.507</w:t>
+            </w:r>
+          </w:p>
+        </w:tc>
+        <w:tc>
+          <w:tcPr>
+            <w:tcW w:type="dxa" w:w="1050"/>
+          </w:tcPr>
+          <w:p>
+            <w:pPr>
+              <w:keepNext/>
+              <w:spacing w:after="0"/>
+              <w:jc w:val="center"/>
+            </w:pPr>
+            <w:r>
+              <w:rPr>
+                <w:b w:val="0"/>
+                <w:sz w:val="15"/>
+              </w:rPr>
+              <w:t>0.478</w:t>
+            </w:r>
+          </w:p>
+        </w:tc>
+        <w:tc>
+          <w:tcPr>
+            <w:tcW w:type="dxa" w:w="1500"/>
+          </w:tcPr>
+          <w:p>
+            <w:pPr>
+              <w:keepNext/>
+              <w:spacing w:after="0"/>
+              <w:jc w:val="center"/>
+            </w:pPr>
+            <w:r>
+              <w:rPr>
+                <w:b w:val="0"/>
+                <w:sz w:val="15"/>
+              </w:rPr>
+              <w:t>0.506 ± 0.021</w:t>
+            </w:r>
+          </w:p>
+        </w:tc>
+      </w:tr>
+    </w:tbl>
+    <w:p>
+      <w:pPr>
+        <w:keepNext/>
         <w:spacing w:after="40" w:before="100"/>
         <w:jc w:val="center"/>
       </w:pPr>
@@ -2194,6 +2643,18 @@
           <w:b w:val="0"/>
           <w:i w:val="0"/>
         </w:rPr>
+        <w:t>We also test whether these explanations describe the model; neither check tests causal effects. On the raw RF, reference sensitivity agrees with grouped TreeSHAP on the same 64 test rows: the median per-row Spearman correlation over the 18 inputs is 0.76, the top three inputs overlap 61% on average (17% expected by chance), and the leading SHAP input has the same sign in every row. In a deletion test on the selected calibrated LR, resetting each test deal’s top three inputs to their training references changes P(Won) by 0.131 on average, versus 0.042 for three random inputs (3.1 times), and by more in 95% of deals. The explanations therefore identify what drives the model’s score, even though that score ranks deals weakly.</w:t>
+      </w:r>
+    </w:p>
+    <w:p>
+      <w:pPr>
+        <w:jc w:val="both"/>
+      </w:pPr>
+      <w:r>
+        <w:rPr>
+          <w:b w:val="0"/>
+          <w:i w:val="0"/>
+        </w:rPr>
         <w:t>Snapshot scores cover 1,589 Engaging open deals with P(Won), P(Lost), a predicted class, a heuristic priority band (Low &lt; 0.40 ≤ Medium &lt; 0.70 ≤ High) and warnings. 1,088 of them lack account data and lie outside training support, so they are flagged. The model was fitted using later events, so these are not historical as-of predictions. On test data the High and Low bands contain only 4 and 5 deals, so the priority bands are unvalidated and make no business claim.</w:t>
       </w:r>
     </w:p>
@@ -2248,7 +2709,7 @@
           <w:i w:val="0"/>
           <w:sz w:val="16"/>
         </w:rPr>
-        <w:t>TABLE III. Synthetic test ROC-AUC, mean ± s.d. over five seeds.</w:t>
+        <w:t>TABLE IV. Synthetic test ROC-AUC, mean ± s.d. over five seeds.</w:t>
       </w:r>
     </w:p>
     <w:tbl>
@@ -2752,7 +3213,7 @@
           <w:b w:val="0"/>
           <w:i w:val="0"/>
         </w:rPr>
-        <w:t xml:space="preserve">With weak interactions all models lie within 0.01 AUC. Step-like interactions open a gap to LR (TabNet +0.048 in every seed) but leave RF, MLP and TabNet within 0.003. With smooth continuous signals TabNet beats RF by 0.021 AUC (range 0.019 to 0.024, all five seeds) and ties the MLP. TabNet’s advantage over trees thus appears only when outcomes depend smoothly on continuous features and data are plentiful, conditions absent from the real CRM data with its 2,975 training deals and mostly categorical inputs. These results illustrate model behavior; they are not evidence about real opportunities and do not change Section VI.</w:t>
+        <w:t xml:space="preserve">With weak interactions all models lie within 0.01 AUC. Step-like interactions open a gap to LR (TabNet +0.048 in every seed) but leave RF, MLP and TabNet within 0.003. With smooth continuous signals TabNet beats RF by 0.021 AUC (range 0.019 to 0.024, all five seeds) and ties the MLP. TabNet’s advantage over trees thus appears only when outcomes depend smoothly on continuous features and data are plentiful, conditions absent from the real CRM data with its 2,975 training deals and mostly categorical inputs. In every setting the best model comes within 0.015 AUC of the oracle, so the same pipeline does learn when signal exists; this points to the inputs, not the pipeline, as the reason for the near-chance real-data result. These results illustrate model behavior; they are not evidence about real opportunities and do not change Section VI.</w:t>
       </w:r>
     </w:p>
     <w:p>
@@ -2806,7 +3267,7 @@
           <w:b w:val="0"/>
           <w:i w:val="0"/>
         </w:rPr>
-        <w:t>We implemented the four required classifiers and a prior control on a leakage-aware temporal split, with calibrated probabilities and explanations. Under this protocol no model discriminates meaningfully (best test AUC 0.524), and complex models, including TabNet, do not help. We report this negative result openly rather than use post-outcome information. Synthetic experiments suggest TabNet beats trees only with smooth continuous signals and ample data. Future work includes multiple temporal windows, account-grouped evaluation, richer pre-close activity features, separate calibration data and prospective testing of any priority policy.</w:t>
+        <w:t>We implemented the four required classifiers and a prior control on a leakage-aware temporal split, with calibrated probabilities and explanations. Under this protocol no model discriminates meaningfully (best test AUC 0.524), and complex models, including TabNet, do not help. We report this negative result openly rather than use post-outcome information. Measured safeguards support this reading: a naive random split does not change the conclusion, the explanations move the score 3.1 times more than random inputs, and the same pipeline nearly reaches the oracle on synthetic data with known signal. Synthetic experiments suggest TabNet beats trees only with smooth continuous signals and ample data. Future work includes multiple temporal windows, account-grouped evaluation, richer pre-close activity features, separate calibration data and prospective testing of any priority policy.</w:t>
       </w:r>
     </w:p>
     <w:p>
@@ -2833,7 +3294,7 @@
           <w:b w:val="0"/>
           <w:i w:val="0"/>
         </w:rPr>
-        <w:t>Running python -m src.run_project regenerates all numbers, figures and documents in reports/crm/final/. Source-file hashes, split assignments, model configurations (Python 3.12, scikit-learn 1.8.0, PyTorch 2.8.0 CPU, pytorch-tabnet 4.1.0) and raw test probabilities are saved with each run. Colab execution has not yet been independently verified by the team.</w:t>
+        <w:t>Running python -m src.run_project regenerates all numbers, figures and documents in reports/crm/final/. Source-file hashes, split assignments, model configurations (Python 3.12, scikit-learn 1.8.0, PyTorch 2.8.0 CPU, pytorch-tabnet 4.1.0) and raw test probabilities are saved with each run. The stages also run separately: python -m src.train fits and saves the models, python -m src.evaluate computes every metric, figure and check from the saved models, and python -m src.predict scores open deals or a CSV of new deals. Colab execution has not yet been independently verified by the team.</w:t>
       </w:r>
     </w:p>
     <w:p>

--- a/CRM_IEEE_Paper.docx
+++ b/CRM_IEEE_Paper.docx
@@ -3294,7 +3294,7 @@
           <w:b w:val="0"/>
           <w:i w:val="0"/>
         </w:rPr>
-        <w:t>Running python -m src.run_project regenerates all numbers, figures and documents in reports/crm/final/. Source-file hashes, split assignments, model configurations (Python 3.12, scikit-learn 1.8.0, PyTorch 2.8.0 CPU, pytorch-tabnet 4.1.0) and raw test probabilities are saved with each run. The stages also run separately: python -m src.train fits and saves the models, python -m src.evaluate computes every metric, figure and check from the saved models, and python -m src.predict scores open deals or a CSV of new deals. Colab execution has not yet been independently verified by the team.</w:t>
+        <w:t>Running python -m src.run_project regenerates all numbers, figures and documents in reports/crm/final/. Source-file hashes, split assignments, model configurations (Python 3.12, scikit-learn 1.8.0, PyTorch 2.8.0 CPU, pytorch-tabnet 4.1.0) and raw test probabilities are saved with each run. The stages also run separately: python -m src.train fits and saves the models, python -m src.evaluate computes every metric, figure and check from the saved models, and python -m src.predict scores open deals or a CSV of new deals.</w:t>
       </w:r>
     </w:p>
     <w:p>
